--- a/rpd_corpus/rpd_11.docx
+++ b/rpd_corpus/rpd_11.docx
@@ -164,7 +164,7 @@
           <w:bCs/>
           <w:color w:val="000000"/>
         </w:rPr>
-        <w:t>(38004)Анализ данных и Data Mining</w:t>
+        <w:t>(62311)Веб-программирование</w:t>
       </w:r>
     </w:p>
     <w:p>
@@ -2182,7 +2182,7 @@
               <w:rPr>
                 <w:bCs/>
               </w:rPr>
-              <w:t>Способен применять статистические методы и методы исследовательского анализа данных</w:t>
+              <w:t>Способен применять технологии HTML5, CSS3 и JavaScript для создания адаптивных веб-интерфейсов</w:t>
             </w:r>
           </w:p>
         </w:tc>
@@ -2207,7 +2207,7 @@
               <w:rPr>
                 <w:bCs/>
               </w:rPr>
-              <w:t>УК-3</w:t>
+              <w:t>УК-1</w:t>
             </w:r>
           </w:p>
         </w:tc>
@@ -2263,7 +2263,7 @@
               <w:rPr>
                 <w:bCs/>
               </w:rPr>
-              <w:t>Способен разрабатывать конвейеры обработки и трансформации больших наборов данных</w:t>
+              <w:t>Способен разрабатывать клиентские приложения на основе современных JavaScript-фреймворков</w:t>
             </w:r>
           </w:p>
         </w:tc>
@@ -2288,7 +2288,7 @@
               <w:rPr>
                 <w:bCs/>
               </w:rPr>
-              <w:t>ОПК-1</w:t>
+              <w:t>ОПК-2</w:t>
             </w:r>
           </w:p>
         </w:tc>
@@ -2344,7 +2344,7 @@
               <w:rPr>
                 <w:bCs/>
               </w:rPr>
-              <w:t>Способен применять алгоритмы кластеризации, классификации и поиска ассоциаций для извлечения знаний</w:t>
+              <w:t>Способен проектировать и реализовывать серверные приложения с использованием REST API</w:t>
             </w:r>
           </w:p>
         </w:tc>
@@ -2369,7 +2369,7 @@
               <w:rPr>
                 <w:bCs/>
               </w:rPr>
-              <w:t>ОПК-5</w:t>
+              <w:t>ОПК-4</w:t>
             </w:r>
           </w:p>
         </w:tc>
@@ -2425,7 +2425,7 @@
               <w:rPr>
                 <w:bCs/>
               </w:rPr>
-              <w:t>Способен интерпретировать результаты Data Mining и формулировать практические выводы</w:t>
+              <w:t>Способен обеспечивать интеграцию клиентской и серверной частей веб-приложения</w:t>
             </w:r>
           </w:p>
         </w:tc>
@@ -2450,7 +2450,7 @@
               <w:rPr>
                 <w:bCs/>
               </w:rPr>
-              <w:t>ПК-4</w:t>
+              <w:t>ПК-1</w:t>
             </w:r>
           </w:p>
         </w:tc>
@@ -2601,7 +2601,7 @@
               <w:rPr>
                 <w:bCs/>
               </w:rPr>
-              <w:t>УК-3</w:t>
+              <w:t>УК-1</w:t>
             </w:r>
             <w:r/>
             <w:r>
@@ -2632,7 +2632,7 @@
               <w:rPr>
                 <w:bCs/>
               </w:rPr>
-              <w:t>УК-3.1 Проводит разведочный анализ данных (EDA)</w:t>
+              <w:t>УК-1.1 Разрабатывает семантическую HTML5-разметку и применяет адаптивные CSS3-стили</w:t>
             </w:r>
           </w:p>
         </w:tc>
@@ -2652,7 +2652,7 @@
               <w:rPr>
                 <w:bCs/>
               </w:rPr>
-              <w:t>З(УК-3)</w:t>
+              <w:t>З(УК-1)</w:t>
             </w:r>
           </w:p>
         </w:tc>
@@ -2669,7 +2669,7 @@
               <w:rPr>
                 <w:bCs/>
               </w:rPr>
-              <w:t>Знать: методы описательной статистики, обнаружения выбросов, корреляционного анализа</w:t>
+              <w:t>Знать: структуру DOM, модель CSS-каскада, спецификацию ECMAScript 2020+</w:t>
             </w:r>
           </w:p>
         </w:tc>
@@ -2699,7 +2699,7 @@
               <w:rPr>
                 <w:bCs/>
               </w:rPr>
-              <w:t>УК-3</w:t>
+              <w:t>УК-1</w:t>
             </w:r>
             <w:r/>
             <w:r>
@@ -2730,7 +2730,7 @@
               <w:rPr>
                 <w:bCs/>
               </w:rPr>
-              <w:t>УК-3.1 Проводит разведочный анализ данных (EDA)</w:t>
+              <w:t>УК-1.1 Разрабатывает семантическую HTML5-разметку и применяет адаптивные CSS3-стили</w:t>
             </w:r>
           </w:p>
         </w:tc>
@@ -2750,7 +2750,7 @@
               <w:rPr>
                 <w:bCs/>
               </w:rPr>
-              <w:t>У(УК-3)</w:t>
+              <w:t>У(УК-1)</w:t>
             </w:r>
           </w:p>
         </w:tc>
@@ -2767,7 +2767,7 @@
               <w:rPr>
                 <w:bCs/>
               </w:rPr>
-              <w:t>Уметь: строить информативные визуализации данных с Matplotlib, Seaborn, Plotly</w:t>
+              <w:t>Уметь: верстать адаптивные макеты с использованием Flexbox, Grid и медиазапросов</w:t>
             </w:r>
           </w:p>
         </w:tc>
@@ -2797,7 +2797,7 @@
               <w:rPr>
                 <w:bCs/>
               </w:rPr>
-              <w:t>УК-3</w:t>
+              <w:t>УК-1</w:t>
             </w:r>
             <w:r/>
             <w:r>
@@ -2828,7 +2828,7 @@
               <w:rPr>
                 <w:bCs/>
               </w:rPr>
-              <w:t>УК-3.1 Проводит разведочный анализ данных (EDA)</w:t>
+              <w:t>УК-1.1 Разрабатывает семантическую HTML5-разметку и применяет адаптивные CSS3-стили</w:t>
             </w:r>
           </w:p>
         </w:tc>
@@ -2848,7 +2848,7 @@
               <w:rPr>
                 <w:bCs/>
               </w:rPr>
-              <w:t>В(УК-3)</w:t>
+              <w:t>В(УК-1)</w:t>
             </w:r>
           </w:p>
         </w:tc>
@@ -2865,7 +2865,7 @@
               <w:rPr>
                 <w:bCs/>
               </w:rPr>
-              <w:t>Владеть: методами статистического тестирования гипотез и интерпретации p-value</w:t>
+              <w:t>Владеть: навыками отладки веб-страниц в DevTools и публикации статических сайтов</w:t>
             </w:r>
           </w:p>
         </w:tc>
@@ -2895,7 +2895,7 @@
               <w:rPr>
                 <w:bCs/>
               </w:rPr>
-              <w:t>ОПК-1</w:t>
+              <w:t>ОПК-2</w:t>
             </w:r>
             <w:r/>
             <w:r>
@@ -2926,7 +2926,7 @@
               <w:rPr>
                 <w:bCs/>
               </w:rPr>
-              <w:t>ОПК-1.1 Строит ETL-конвейеры для обработки структурированных и неструктурированных данных</w:t>
+              <w:t>ОПК-2.1 Создаёт компонентные SPA-приложения на React или Vue.js</w:t>
             </w:r>
           </w:p>
         </w:tc>
@@ -2946,7 +2946,7 @@
               <w:rPr>
                 <w:bCs/>
               </w:rPr>
-              <w:t>З(ОПК-1)</w:t>
+              <w:t>З(ОПК-2)</w:t>
             </w:r>
           </w:p>
         </w:tc>
@@ -2963,7 +2963,7 @@
               <w:rPr>
                 <w:bCs/>
               </w:rPr>
-              <w:t>Знать: форматы хранения данных (CSV, Parquet, JSON); методы очистки и нормализации</w:t>
+              <w:t>Знать: концепции компонентного подхода, управление состоянием (Redux, Pinia), хуки React</w:t>
             </w:r>
           </w:p>
         </w:tc>
@@ -2993,7 +2993,7 @@
               <w:rPr>
                 <w:bCs/>
               </w:rPr>
-              <w:t>ОПК-1</w:t>
+              <w:t>ОПК-2</w:t>
             </w:r>
             <w:r/>
             <w:r>
@@ -3024,7 +3024,7 @@
               <w:rPr>
                 <w:bCs/>
               </w:rPr>
-              <w:t>ОПК-1.1 Строит ETL-конвейеры для обработки структурированных и неструктурированных данных</w:t>
+              <w:t>ОПК-2.1 Создаёт компонентные SPA-приложения на React или Vue.js</w:t>
             </w:r>
           </w:p>
         </w:tc>
@@ -3044,7 +3044,7 @@
               <w:rPr>
                 <w:bCs/>
               </w:rPr>
-              <w:t>У(ОПК-1)</w:t>
+              <w:t>У(ОПК-2)</w:t>
             </w:r>
           </w:p>
         </w:tc>
@@ -3061,7 +3061,7 @@
               <w:rPr>
                 <w:bCs/>
               </w:rPr>
-              <w:t>Уметь: строить конвейеры обработки данных с Pandas, Polars, Apache Spark</w:t>
+              <w:t>Уметь: разрабатывать одностраничные приложения с маршрутизацией и управлением состоянием</w:t>
             </w:r>
           </w:p>
         </w:tc>
@@ -3091,7 +3091,7 @@
               <w:rPr>
                 <w:bCs/>
               </w:rPr>
-              <w:t>ОПК-1</w:t>
+              <w:t>ОПК-2</w:t>
             </w:r>
             <w:r/>
             <w:r>
@@ -3122,7 +3122,7 @@
               <w:rPr>
                 <w:bCs/>
               </w:rPr>
-              <w:t>ОПК-1.1 Строит ETL-конвейеры для обработки структурированных и неструктурированных данных</w:t>
+              <w:t>ОПК-2.1 Создаёт компонентные SPA-приложения на React или Vue.js</w:t>
             </w:r>
           </w:p>
         </w:tc>
@@ -3142,7 +3142,7 @@
               <w:rPr>
                 <w:bCs/>
               </w:rPr>
-              <w:t>В(ОПК-1)</w:t>
+              <w:t>В(ОПК-2)</w:t>
             </w:r>
           </w:p>
         </w:tc>
@@ -3159,7 +3159,7 @@
               <w:rPr>
                 <w:bCs/>
               </w:rPr>
-              <w:t>Владеть: инструментами feature engineering и отбора признаков</w:t>
+              <w:t>Владеть: инструментами сборки Webpack/Vite и менеджером пакетов npm/yarn</w:t>
             </w:r>
           </w:p>
         </w:tc>
@@ -3189,7 +3189,7 @@
               <w:rPr>
                 <w:bCs/>
               </w:rPr>
-              <w:t>ОПК-5</w:t>
+              <w:t>ОПК-4</w:t>
             </w:r>
             <w:r/>
             <w:r>
@@ -3220,7 +3220,7 @@
               <w:rPr>
                 <w:bCs/>
               </w:rPr>
-              <w:t>ОПК-5.1 Применяет алгоритмы Data Mining для обнаружения скрытых закономерностей</w:t>
+              <w:t>ОПК-4.1 Реализует RESTful API на Node.js/Express с авторизацией по JWT</w:t>
             </w:r>
           </w:p>
         </w:tc>
@@ -3240,7 +3240,7 @@
               <w:rPr>
                 <w:bCs/>
               </w:rPr>
-              <w:t>З(ОПК-5)</w:t>
+              <w:t>З(ОПК-4)</w:t>
             </w:r>
           </w:p>
         </w:tc>
@@ -3257,7 +3257,7 @@
               <w:rPr>
                 <w:bCs/>
               </w:rPr>
-              <w:t>Знать: алгоритмы Apriori, FP-Growth; методы кластеризации k-means, DBSCAN, иерархическая</w:t>
+              <w:t>Знать: принципы REST, форматы JSON/XML, методы HTTP, механизмы аутентификации JWT/OAuth2</w:t>
             </w:r>
           </w:p>
         </w:tc>
@@ -3287,7 +3287,7 @@
               <w:rPr>
                 <w:bCs/>
               </w:rPr>
-              <w:t>ОПК-5</w:t>
+              <w:t>ОПК-4</w:t>
             </w:r>
             <w:r/>
             <w:r>
@@ -3318,7 +3318,7 @@
               <w:rPr>
                 <w:bCs/>
               </w:rPr>
-              <w:t>ОПК-5.1 Применяет алгоритмы Data Mining для обнаружения скрытых закономерностей</w:t>
+              <w:t>ОПК-4.1 Реализует RESTful API на Node.js/Express с авторизацией по JWT</w:t>
             </w:r>
           </w:p>
         </w:tc>
@@ -3338,7 +3338,7 @@
               <w:rPr>
                 <w:bCs/>
               </w:rPr>
-              <w:t>У(ОПК-5)</w:t>
+              <w:t>У(ОПК-4)</w:t>
             </w:r>
           </w:p>
         </w:tc>
@@ -3355,7 +3355,7 @@
               <w:rPr>
                 <w:bCs/>
               </w:rPr>
-              <w:t>Уметь: применять алгоритмы поиска ассоциативных правил к транзакционным данным</w:t>
+              <w:t>Уметь: разрабатывать CRUD-операции через REST API с валидацией и обработкой ошибок</w:t>
             </w:r>
           </w:p>
         </w:tc>
@@ -3385,7 +3385,7 @@
               <w:rPr>
                 <w:bCs/>
               </w:rPr>
-              <w:t>ОПК-5</w:t>
+              <w:t>ОПК-4</w:t>
             </w:r>
             <w:r/>
             <w:r>
@@ -3416,7 +3416,7 @@
               <w:rPr>
                 <w:bCs/>
               </w:rPr>
-              <w:t>ОПК-5.1 Применяет алгоритмы Data Mining для обнаружения скрытых закономерностей</w:t>
+              <w:t>ОПК-4.1 Реализует RESTful API на Node.js/Express с авторизацией по JWT</w:t>
             </w:r>
           </w:p>
         </w:tc>
@@ -3436,7 +3436,7 @@
               <w:rPr>
                 <w:bCs/>
               </w:rPr>
-              <w:t>В(ОПК-5)</w:t>
+              <w:t>В(ОПК-4)</w:t>
             </w:r>
           </w:p>
         </w:tc>
@@ -3453,7 +3453,7 @@
               <w:rPr>
                 <w:bCs/>
               </w:rPr>
-              <w:t>Владеть: методами оценки качества кластеризации (silhouette, Davies-Bouldin)</w:t>
+              <w:t>Владеть: навыками тестирования API с Postman и документирования с Swagger</w:t>
             </w:r>
           </w:p>
         </w:tc>
@@ -3483,7 +3483,7 @@
               <w:rPr>
                 <w:bCs/>
               </w:rPr>
-              <w:t>ПК-4</w:t>
+              <w:t>ПК-1</w:t>
             </w:r>
             <w:r/>
             <w:r>
@@ -3514,7 +3514,7 @@
               <w:rPr>
                 <w:bCs/>
               </w:rPr>
-              <w:t>ПК-4.1 Формулирует бизнес-выводы на основе результатов анализа данных</w:t>
+              <w:t>ПК-1.1 Интегрирует фронтенд с бэкендом через fetch/axios и WebSocket</w:t>
             </w:r>
           </w:p>
         </w:tc>
@@ -3534,7 +3534,7 @@
               <w:rPr>
                 <w:bCs/>
               </w:rPr>
-              <w:t>З(ПК-4)</w:t>
+              <w:t>З(ПК-1)</w:t>
             </w:r>
           </w:p>
         </w:tc>
@@ -3551,7 +3551,7 @@
               <w:rPr>
                 <w:bCs/>
               </w:rPr>
-              <w:t>Знать: методологии CRISP-DM, KDD; принципы построения аналитических отчётов</w:t>
+              <w:t>Знать: протоколы HTTP/HTTPS и WebSocket, архитектуру клиент-сервер, CORS</w:t>
             </w:r>
           </w:p>
         </w:tc>
@@ -3581,7 +3581,7 @@
               <w:rPr>
                 <w:bCs/>
               </w:rPr>
-              <w:t>ПК-4</w:t>
+              <w:t>ПК-1</w:t>
             </w:r>
             <w:r/>
             <w:r>
@@ -3612,7 +3612,7 @@
               <w:rPr>
                 <w:bCs/>
               </w:rPr>
-              <w:t>ПК-4.1 Формулирует бизнес-выводы на основе результатов анализа данных</w:t>
+              <w:t>ПК-1.1 Интегрирует фронтенд с бэкендом через fetch/axios и WebSocket</w:t>
             </w:r>
           </w:p>
         </w:tc>
@@ -3632,7 +3632,7 @@
               <w:rPr>
                 <w:bCs/>
               </w:rPr>
-              <w:t>У(ПК-4)</w:t>
+              <w:t>У(ПК-1)</w:t>
             </w:r>
           </w:p>
         </w:tc>
@@ -3649,7 +3649,7 @@
               <w:rPr>
                 <w:bCs/>
               </w:rPr>
-              <w:t>Уметь: переводить результаты анализа в управленческие решения</w:t>
+              <w:t>Уметь: обрабатывать асинхронные запросы с помощью Promise, async/await и axios</w:t>
             </w:r>
           </w:p>
         </w:tc>
@@ -3679,7 +3679,7 @@
               <w:rPr>
                 <w:bCs/>
               </w:rPr>
-              <w:t>ПК-4</w:t>
+              <w:t>ПК-1</w:t>
             </w:r>
             <w:r/>
             <w:r>
@@ -3710,7 +3710,7 @@
               <w:rPr>
                 <w:bCs/>
               </w:rPr>
-              <w:t>ПК-4.1 Формулирует бизнес-выводы на основе результатов анализа данных</w:t>
+              <w:t>ПК-1.1 Интегрирует фронтенд с бэкендом через fetch/axios и WebSocket</w:t>
             </w:r>
           </w:p>
         </w:tc>
@@ -3730,7 +3730,7 @@
               <w:rPr>
                 <w:bCs/>
               </w:rPr>
-              <w:t>В(ПК-4)</w:t>
+              <w:t>В(ПК-1)</w:t>
             </w:r>
           </w:p>
         </w:tc>
@@ -3747,7 +3747,7 @@
               <w:rPr>
                 <w:bCs/>
               </w:rPr>
-              <w:t>Владеть: инструментами построения дашбордов (Tableau, Power BI, Grafana)</w:t>
+              <w:t>Владеть: навыками развёртывания полностекового приложения на облачных платформах</w:t>
             </w:r>
           </w:p>
         </w:tc>
@@ -11148,7 +11148,7 @@
                 <w:sz w:val="20"/>
                 <w:szCs w:val="20"/>
               </w:rPr>
-              <w:t>Разведочный анализ данных (EDA) и статистика</w:t>
+              <w:t>Основы HTML5 и CSS3</w:t>
             </w:r>
           </w:p>
         </w:tc>
@@ -11173,7 +11173,7 @@
                 <w:sz w:val="20"/>
                 <w:szCs w:val="20"/>
               </w:rPr>
-              <w:t>5</w:t>
+              <w:t>6</w:t>
             </w:r>
           </w:p>
         </w:tc>
@@ -11273,7 +11273,7 @@
                 <w:sz w:val="20"/>
                 <w:szCs w:val="20"/>
               </w:rPr>
-              <w:t>18</w:t>
+              <w:t>20</w:t>
             </w:r>
           </w:p>
         </w:tc>
@@ -11299,7 +11299,7 @@
                 <w:sz w:val="20"/>
                 <w:szCs w:val="20"/>
               </w:rPr>
-              <w:t>34</w:t>
+              <w:t>36</w:t>
             </w:r>
           </w:p>
         </w:tc>
@@ -11322,7 +11322,7 @@
                 <w:sz w:val="20"/>
                 <w:szCs w:val="20"/>
               </w:rPr>
-              <w:t>З(УК-3) У(УК-3)</w:t>
+              <w:t>З(УК-1) У(ОПК-2)</w:t>
             </w:r>
           </w:p>
         </w:tc>
@@ -11373,7 +11373,7 @@
                 <w:sz w:val="20"/>
                 <w:szCs w:val="20"/>
               </w:rPr>
-              <w:t>Предобработка и трансформация данных</w:t>
+              <w:t>JavaScript ES6+ и DOM API</w:t>
             </w:r>
           </w:p>
         </w:tc>
@@ -11398,7 +11398,7 @@
                 <w:sz w:val="20"/>
                 <w:szCs w:val="20"/>
               </w:rPr>
-              <w:t>5</w:t>
+              <w:t>6</w:t>
             </w:r>
           </w:p>
         </w:tc>
@@ -11423,7 +11423,7 @@
                 <w:sz w:val="20"/>
                 <w:szCs w:val="20"/>
               </w:rPr>
-              <w:t>3</w:t>
+              <w:t>4</w:t>
             </w:r>
           </w:p>
         </w:tc>
@@ -11473,7 +11473,7 @@
                 <w:sz w:val="20"/>
                 <w:szCs w:val="20"/>
               </w:rPr>
-              <w:t>4</w:t>
+              <w:t>6</w:t>
             </w:r>
           </w:p>
         </w:tc>
@@ -11498,7 +11498,7 @@
                 <w:sz w:val="20"/>
                 <w:szCs w:val="20"/>
               </w:rPr>
-              <w:t>20</w:t>
+              <w:t>24</w:t>
             </w:r>
           </w:p>
         </w:tc>
@@ -11524,7 +11524,7 @@
                 <w:sz w:val="20"/>
                 <w:szCs w:val="20"/>
               </w:rPr>
-              <w:t>37</w:t>
+              <w:t>44</w:t>
             </w:r>
           </w:p>
         </w:tc>
@@ -11547,7 +11547,7 @@
                 <w:sz w:val="20"/>
                 <w:szCs w:val="20"/>
               </w:rPr>
-              <w:t>З(ОПК-1) У(ОПК-1)</w:t>
+              <w:t>З(ОПК-2) У(ОПК-4)</w:t>
             </w:r>
           </w:p>
         </w:tc>
@@ -11598,7 +11598,7 @@
                 <w:sz w:val="20"/>
                 <w:szCs w:val="20"/>
               </w:rPr>
-              <w:t>Алгоритмы Data Mining</w:t>
+              <w:t>React и компонентный подход</w:t>
             </w:r>
           </w:p>
         </w:tc>
@@ -11623,7 +11623,7 @@
                 <w:sz w:val="20"/>
                 <w:szCs w:val="20"/>
               </w:rPr>
-              <w:t>5</w:t>
+              <w:t>6</w:t>
             </w:r>
           </w:p>
         </w:tc>
@@ -11698,7 +11698,7 @@
                 <w:sz w:val="20"/>
                 <w:szCs w:val="20"/>
               </w:rPr>
-              <w:t>6</w:t>
+              <w:t>4</w:t>
             </w:r>
           </w:p>
         </w:tc>
@@ -11723,7 +11723,7 @@
                 <w:sz w:val="20"/>
                 <w:szCs w:val="20"/>
               </w:rPr>
-              <w:t>24</w:t>
+              <w:t>22</w:t>
             </w:r>
           </w:p>
         </w:tc>
@@ -11749,7 +11749,7 @@
                 <w:sz w:val="20"/>
                 <w:szCs w:val="20"/>
               </w:rPr>
-              <w:t>44</w:t>
+              <w:t>40</w:t>
             </w:r>
           </w:p>
         </w:tc>
@@ -11772,7 +11772,7 @@
                 <w:sz w:val="20"/>
                 <w:szCs w:val="20"/>
               </w:rPr>
-              <w:t>З(ОПК-5) У(ОПК-5)</w:t>
+              <w:t>З(ОПК-4) В(ПК-1)</w:t>
             </w:r>
           </w:p>
         </w:tc>
@@ -11823,7 +11823,7 @@
                 <w:sz w:val="20"/>
                 <w:szCs w:val="20"/>
               </w:rPr>
-              <w:t>Интерпретация результатов и визуализация</w:t>
+              <w:t>Серверное программирование и REST API</w:t>
             </w:r>
           </w:p>
         </w:tc>
@@ -11848,7 +11848,7 @@
                 <w:sz w:val="20"/>
                 <w:szCs w:val="20"/>
               </w:rPr>
-              <w:t>5</w:t>
+              <w:t>6</w:t>
             </w:r>
           </w:p>
         </w:tc>
@@ -11873,6 +11873,56 @@
                 <w:sz w:val="20"/>
                 <w:szCs w:val="20"/>
               </w:rPr>
+              <w:t>3</w:t>
+            </w:r>
+          </w:p>
+        </w:tc>
+        <w:tc>
+          <w:tcPr>
+            <w:tcW w:w="0" w:type="auto"/>
+            <w:vAlign w:val="center"/>
+          </w:tcPr>
+          <w:p>
+            <w:pPr>
+              <w:pStyle w:val="a7"/>
+              <w:jc w:val="center"/>
+              <w:rPr>
+                <w:bCs/>
+                <w:sz w:val="20"/>
+                <w:szCs w:val="20"/>
+              </w:rPr>
+            </w:pPr>
+            <w:r>
+              <w:rPr>
+                <w:bCs/>
+                <w:sz w:val="20"/>
+                <w:szCs w:val="20"/>
+              </w:rPr>
+              <w:t>8</w:t>
+            </w:r>
+          </w:p>
+        </w:tc>
+        <w:tc>
+          <w:tcPr>
+            <w:tcW w:w="0" w:type="auto"/>
+            <w:vAlign w:val="center"/>
+          </w:tcPr>
+          <w:p>
+            <w:pPr>
+              <w:pStyle w:val="a7"/>
+              <w:jc w:val="center"/>
+              <w:rPr>
+                <w:bCs/>
+                <w:sz w:val="20"/>
+                <w:szCs w:val="20"/>
+              </w:rPr>
+            </w:pPr>
+            <w:r>
+              <w:rPr>
+                <w:bCs/>
+                <w:sz w:val="20"/>
+                <w:szCs w:val="20"/>
+              </w:rPr>
               <w:t>4</w:t>
             </w:r>
           </w:p>
@@ -11898,7 +11948,7 @@
                 <w:sz w:val="20"/>
                 <w:szCs w:val="20"/>
               </w:rPr>
-              <w:t>8</w:t>
+              <w:t>22</w:t>
             </w:r>
           </w:p>
         </w:tc>
@@ -11919,85 +11969,35 @@
             </w:pPr>
             <w:r>
               <w:rPr>
-                <w:bCs/>
-                <w:sz w:val="20"/>
-                <w:szCs w:val="20"/>
-              </w:rPr>
-              <w:t>4</w:t>
-            </w:r>
-          </w:p>
-        </w:tc>
-        <w:tc>
-          <w:tcPr>
-            <w:tcW w:w="0" w:type="auto"/>
-            <w:vAlign w:val="center"/>
+                <w:b/>
+                <w:bCs/>
+                <w:sz w:val="20"/>
+                <w:szCs w:val="20"/>
+              </w:rPr>
+              <w:t>37</w:t>
+            </w:r>
+          </w:p>
+        </w:tc>
+        <w:tc>
+          <w:tcPr>
+            <w:tcW w:w="0" w:type="auto"/>
           </w:tcPr>
           <w:p>
             <w:pPr>
               <w:pStyle w:val="a7"/>
-              <w:jc w:val="center"/>
-              <w:rPr>
-                <w:bCs/>
-                <w:sz w:val="20"/>
-                <w:szCs w:val="20"/>
-              </w:rPr>
-            </w:pPr>
-            <w:r>
-              <w:rPr>
-                <w:bCs/>
-                <w:sz w:val="20"/>
-                <w:szCs w:val="20"/>
-              </w:rPr>
-              <w:t>20</w:t>
-            </w:r>
-          </w:p>
-        </w:tc>
-        <w:tc>
-          <w:tcPr>
-            <w:tcW w:w="0" w:type="auto"/>
-            <w:vAlign w:val="center"/>
-          </w:tcPr>
-          <w:p>
-            <w:pPr>
-              <w:pStyle w:val="a7"/>
-              <w:jc w:val="center"/>
-              <w:rPr>
-                <w:bCs/>
-                <w:sz w:val="20"/>
-                <w:szCs w:val="20"/>
-              </w:rPr>
-            </w:pPr>
-            <w:r>
-              <w:rPr>
-                <w:b/>
-                <w:bCs/>
-                <w:sz w:val="20"/>
-                <w:szCs w:val="20"/>
-              </w:rPr>
-              <w:t>36</w:t>
-            </w:r>
-          </w:p>
-        </w:tc>
-        <w:tc>
-          <w:tcPr>
-            <w:tcW w:w="0" w:type="auto"/>
-          </w:tcPr>
-          <w:p>
-            <w:pPr>
-              <w:pStyle w:val="a7"/>
-              <w:rPr>
-                <w:bCs/>
-                <w:sz w:val="20"/>
-                <w:szCs w:val="20"/>
-              </w:rPr>
-            </w:pPr>
-            <w:r>
-              <w:rPr>
-                <w:bCs/>
-                <w:sz w:val="20"/>
-                <w:szCs w:val="20"/>
-              </w:rPr>
-              <w:t>У(ПК-4) В(ПК-4)</w:t>
+              <w:rPr>
+                <w:bCs/>
+                <w:sz w:val="20"/>
+                <w:szCs w:val="20"/>
+              </w:rPr>
+            </w:pPr>
+            <w:r>
+              <w:rPr>
+                <w:bCs/>
+                <w:sz w:val="20"/>
+                <w:szCs w:val="20"/>
+              </w:rPr>
+              <w:t>У(ОПК-2) В(ПК-1)</w:t>
             </w:r>
           </w:p>
         </w:tc>
@@ -12171,7 +12171,7 @@
                 <w:sz w:val="20"/>
                 <w:szCs w:val="20"/>
               </w:rPr>
-              <w:t>82</w:t>
+              <w:t>88</w:t>
             </w:r>
           </w:p>
         </w:tc>
@@ -12197,7 +12197,7 @@
                 <w:sz w:val="20"/>
                 <w:szCs w:val="20"/>
               </w:rPr>
-              <w:t>151</w:t>
+              <w:t>157</w:t>
             </w:r>
           </w:p>
         </w:tc>
@@ -12639,7 +12639,7 @@
                 <w:sz w:val="20"/>
                 <w:szCs w:val="20"/>
               </w:rPr>
-              <w:t>1-EDA и статистика</w:t>
+              <w:t>1-HTML5 и CSS3</w:t>
             </w:r>
           </w:p>
         </w:tc>
@@ -12671,7 +12671,7 @@
                 <w:sz w:val="20"/>
                 <w:szCs w:val="20"/>
               </w:rPr>
-              <w:t>Лекция 1. Описательная статистика. Распределения данных. Выбросы</w:t>
+              <w:t>Лекция 1. HTML5: семантические теги, формы, Canvas, SVG</w:t>
             </w:r>
           </w:p>
           <w:p>
@@ -12840,7 +12840,7 @@
                 <w:sz w:val="20"/>
                 <w:szCs w:val="20"/>
               </w:rPr>
-              <w:t>1-EDA и статистика</w:t>
+              <w:t>1-HTML5 и CSS3</w:t>
             </w:r>
           </w:p>
         </w:tc>
@@ -12872,7 +12872,7 @@
                 <w:sz w:val="20"/>
                 <w:szCs w:val="20"/>
               </w:rPr>
-              <w:t>Лекция 2. Корреляционный анализ. Проверка статистических гипотез</w:t>
+              <w:t>Лекция 2. CSS3: Flexbox, Grid, анимации, медиазапросы</w:t>
             </w:r>
           </w:p>
           <w:p>
@@ -13041,7 +13041,7 @@
                 <w:sz w:val="20"/>
                 <w:szCs w:val="20"/>
               </w:rPr>
-              <w:t>2-Предобработка данных</w:t>
+              <w:t>2-JavaScript ES6+</w:t>
             </w:r>
           </w:p>
         </w:tc>
@@ -13073,7 +13073,7 @@
                 <w:sz w:val="20"/>
                 <w:szCs w:val="20"/>
               </w:rPr>
-              <w:t>Лекция 3. Пропущенные значения. Нормализация. Кодирование категорий</w:t>
+              <w:t>Лекция 3. JavaScript: типы данных, функции, замыкания, прототипы</w:t>
             </w:r>
           </w:p>
           <w:p>
@@ -13242,7 +13242,7 @@
                 <w:sz w:val="20"/>
                 <w:szCs w:val="20"/>
               </w:rPr>
-              <w:t>2-Предобработка данных</w:t>
+              <w:t>2-JavaScript ES6+</w:t>
             </w:r>
           </w:p>
         </w:tc>
@@ -13274,7 +13274,7 @@
                 <w:sz w:val="20"/>
                 <w:szCs w:val="20"/>
               </w:rPr>
-              <w:t>Лекция 4. Feature engineering. Отбор признаков. PCA, t-SNE, UMAP</w:t>
+              <w:t>Лекция 4. ES6+: стрелочные функции, деструктуризация, модули</w:t>
             </w:r>
           </w:p>
           <w:p>
@@ -13321,7 +13321,7 @@
                 <w:sz w:val="20"/>
                 <w:szCs w:val="20"/>
               </w:rPr>
-              <w:t>1</w:t>
+              <w:t>2</w:t>
             </w:r>
           </w:p>
         </w:tc>
@@ -13443,7 +13443,7 @@
                 <w:sz w:val="20"/>
                 <w:szCs w:val="20"/>
               </w:rPr>
-              <w:t>3-Алгоритмы Data Mining</w:t>
+              <w:t>3-React</w:t>
             </w:r>
           </w:p>
         </w:tc>
@@ -13475,7 +13475,7 @@
                 <w:sz w:val="20"/>
                 <w:szCs w:val="20"/>
               </w:rPr>
-              <w:t>Лекция 5. Кластеризация: k-means, иерархическая, DBSCAN</w:t>
+              <w:t>Лекция 5. React: компоненты, props, state, жизненный цикл</w:t>
             </w:r>
           </w:p>
           <w:p>
@@ -13644,7 +13644,7 @@
                 <w:sz w:val="20"/>
                 <w:szCs w:val="20"/>
               </w:rPr>
-              <w:t>3-Алгоритмы Data Mining</w:t>
+              <w:t>3-React</w:t>
             </w:r>
           </w:p>
         </w:tc>
@@ -13676,7 +13676,7 @@
                 <w:sz w:val="20"/>
                 <w:szCs w:val="20"/>
               </w:rPr>
-              <w:t>Лекция 6. Ассоциативные правила: Apriori, FP-Growth. Lift, Support</w:t>
+              <w:t>Лекция 6. REST API: методы HTTP, статусы, проектирование маршрутов</w:t>
             </w:r>
           </w:p>
           <w:p>
@@ -13845,7 +13845,7 @@
                 <w:sz w:val="20"/>
                 <w:szCs w:val="20"/>
               </w:rPr>
-              <w:t>4-Интерпретация</w:t>
+              <w:t>4-REST API</w:t>
             </w:r>
           </w:p>
         </w:tc>
@@ -13877,7 +13877,7 @@
                 <w:sz w:val="20"/>
                 <w:szCs w:val="20"/>
               </w:rPr>
-              <w:t>Лекция 7. Методология CRISP-DM. Построение аналитических отчётов</w:t>
+              <w:t>Лекция 7. Node.js и Express: создание сервера, middleware, работа с БД</w:t>
             </w:r>
           </w:p>
           <w:p>
@@ -13924,7 +13924,7 @@
                 <w:sz w:val="20"/>
                 <w:szCs w:val="20"/>
               </w:rPr>
-              <w:t>2</w:t>
+              <w:t>1</w:t>
             </w:r>
           </w:p>
         </w:tc>
@@ -14333,7 +14333,7 @@
                 <w:sz w:val="20"/>
                 <w:szCs w:val="20"/>
               </w:rPr>
-              <w:t>1-EDA и статистика</w:t>
+              <w:t>1-HTML5 и CSS3</w:t>
             </w:r>
           </w:p>
         </w:tc>
@@ -14394,7 +14394,7 @@
                 <w:sz w:val="20"/>
                 <w:szCs w:val="20"/>
               </w:rPr>
-              <w:t>Разведочный анализ реального датасета: выбросы, распределения, корреляции</w:t>
+              <w:t>Верстка адаптивной страницы с использованием Flexbox и CSS Grid</w:t>
             </w:r>
           </w:p>
           <w:p>
@@ -14533,7 +14533,7 @@
                 <w:sz w:val="20"/>
                 <w:szCs w:val="20"/>
               </w:rPr>
-              <w:t>1-EDA и статистика</w:t>
+              <w:t>1-HTML5 и CSS3</w:t>
             </w:r>
           </w:p>
         </w:tc>
@@ -14594,7 +14594,7 @@
                 <w:sz w:val="20"/>
                 <w:szCs w:val="20"/>
               </w:rPr>
-              <w:t>Проверка статистических гипотез об однородности групп клиентов</w:t>
+              <w:t>Реализация интерактивного квиза на чистом JavaScript</w:t>
             </w:r>
           </w:p>
           <w:p>
@@ -14733,7 +14733,7 @@
                 <w:sz w:val="20"/>
                 <w:szCs w:val="20"/>
               </w:rPr>
-              <w:t>2-Предобработка данных</w:t>
+              <w:t>2-JavaScript ES6+</w:t>
             </w:r>
           </w:p>
         </w:tc>
@@ -14794,7 +14794,7 @@
                 <w:sz w:val="20"/>
                 <w:szCs w:val="20"/>
               </w:rPr>
-              <w:t>Построение ETL-конвейера с очисткой и трансформацией данных с Pandas</w:t>
+              <w:t>Создание SPA на React с хуками useState и useEffect</w:t>
             </w:r>
           </w:p>
           <w:p>
@@ -14933,7 +14933,7 @@
                 <w:sz w:val="20"/>
                 <w:szCs w:val="20"/>
               </w:rPr>
-              <w:t>3-Алгоритмы Data Mining</w:t>
+              <w:t>2-JavaScript ES6+</w:t>
             </w:r>
           </w:p>
         </w:tc>
@@ -14994,7 +14994,7 @@
                 <w:sz w:val="20"/>
                 <w:szCs w:val="20"/>
               </w:rPr>
-              <w:t>Кластеризация клиентской базы методами k-means и DBSCAN</w:t>
+              <w:t>Подключение глобального состояния через Redux Toolkit</w:t>
             </w:r>
           </w:p>
           <w:p>
@@ -15133,7 +15133,7 @@
                 <w:sz w:val="20"/>
                 <w:szCs w:val="20"/>
               </w:rPr>
-              <w:t>3-Алгоритмы Data Mining</w:t>
+              <w:t>3-React</w:t>
             </w:r>
           </w:p>
         </w:tc>
@@ -15194,7 +15194,7 @@
                 <w:sz w:val="20"/>
                 <w:szCs w:val="20"/>
               </w:rPr>
-              <w:t>Анализ покупательской корзины алгоритмом Apriori</w:t>
+              <w:t>Разработка REST API на Express с авторизацией JWT</w:t>
             </w:r>
           </w:p>
           <w:p>
@@ -15333,7 +15333,7 @@
                 <w:sz w:val="20"/>
                 <w:szCs w:val="20"/>
               </w:rPr>
-              <w:t>4-Интерпретация</w:t>
+              <w:t>3-React</w:t>
             </w:r>
           </w:p>
         </w:tc>
@@ -15394,7 +15394,7 @@
                 <w:sz w:val="20"/>
                 <w:szCs w:val="20"/>
               </w:rPr>
-              <w:t>Построение интерактивного дашборда аналитики продаж с Plotly Dash</w:t>
+              <w:t>Интеграция React-фронтенда с Node.js-бэкендом</w:t>
             </w:r>
           </w:p>
           <w:p>
@@ -16032,7 +16032,7 @@
                 <w:sz w:val="20"/>
                 <w:szCs w:val="20"/>
               </w:rPr>
-              <w:t>1-EDA и статистика</w:t>
+              <w:t>1-HTML5 и CSS3</w:t>
             </w:r>
           </w:p>
         </w:tc>
@@ -16093,7 +16093,7 @@
                 <w:sz w:val="20"/>
                 <w:szCs w:val="20"/>
               </w:rPr>
-              <w:t>A/B-тестирование маркетинговых кампаний: критерии Стьюдента и Манна-Уитни</w:t>
+              <w:t>CSS-анимации и трансформации: практика с keyframes</w:t>
             </w:r>
           </w:p>
           <w:p>
@@ -16232,7 +16232,7 @@
                 <w:sz w:val="20"/>
                 <w:szCs w:val="20"/>
               </w:rPr>
-              <w:t>2-Предобработка данных</w:t>
+              <w:t>1-HTML5 и CSS3</w:t>
             </w:r>
           </w:p>
         </w:tc>
@@ -16293,7 +16293,7 @@
                 <w:sz w:val="20"/>
                 <w:szCs w:val="20"/>
               </w:rPr>
-              <w:t>Снижение размерности с PCA и UMAP для визуализации многомерных данных</w:t>
+              <w:t>Работа с DOM API: события, делегирование, всплытие</w:t>
             </w:r>
           </w:p>
           <w:p>
@@ -16432,7 +16432,7 @@
                 <w:sz w:val="20"/>
                 <w:szCs w:val="20"/>
               </w:rPr>
-              <w:t>3-Алгоритмы Data Mining</w:t>
+              <w:t>2-JavaScript ES6+</w:t>
             </w:r>
           </w:p>
         </w:tc>
@@ -16493,7 +16493,7 @@
                 <w:sz w:val="20"/>
                 <w:szCs w:val="20"/>
               </w:rPr>
-              <w:t>Оценка качества кластеризации метриками silhouette и Calinski-Harabasz</w:t>
+              <w:t>Асинхронный JS: Promise, async/await, fetch API</w:t>
             </w:r>
           </w:p>
           <w:p>
@@ -16632,7 +16632,7 @@
                 <w:sz w:val="20"/>
                 <w:szCs w:val="20"/>
               </w:rPr>
-              <w:t>3-Алгоритмы Data Mining</w:t>
+              <w:t>3-React</w:t>
             </w:r>
           </w:p>
         </w:tc>
@@ -16693,7 +16693,7 @@
                 <w:sz w:val="20"/>
                 <w:szCs w:val="20"/>
               </w:rPr>
-              <w:t>Обнаружение аномалий методами Isolation Forest и Local Outlier Factor</w:t>
+              <w:t>Разработка компонента формы с валидацией на React</w:t>
             </w:r>
           </w:p>
           <w:p>
@@ -16832,7 +16832,7 @@
                 <w:sz w:val="20"/>
                 <w:szCs w:val="20"/>
               </w:rPr>
-              <w:t>4-Интерпретация</w:t>
+              <w:t>4-REST API</w:t>
             </w:r>
           </w:p>
         </w:tc>
@@ -16893,7 +16893,7 @@
                 <w:sz w:val="20"/>
                 <w:szCs w:val="20"/>
               </w:rPr>
-              <w:t>Интерпретация моделей с SHAP-значениями для бизнес-аудитории</w:t>
+              <w:t>Проектирование REST API: спецификация OpenAPI (Swagger)</w:t>
             </w:r>
           </w:p>
           <w:p>
@@ -17032,7 +17032,7 @@
                 <w:sz w:val="20"/>
                 <w:szCs w:val="20"/>
               </w:rPr>
-              <w:t>4-Интерпретация</w:t>
+              <w:t>4-REST API</w:t>
             </w:r>
           </w:p>
         </w:tc>
@@ -17093,7 +17093,7 @@
                 <w:sz w:val="20"/>
                 <w:szCs w:val="20"/>
               </w:rPr>
-              <w:t>Построение пайплайна автоматической генерации аналитических отчётов</w:t>
+              <w:t>Тестирование API с Postman: коллекции и автотесты</w:t>
             </w:r>
           </w:p>
           <w:p>
@@ -17693,7 +17693,7 @@
                 <w:sz w:val="20"/>
                 <w:szCs w:val="20"/>
               </w:rPr>
-              <w:t>1-Организация научно-исследовательской работы в России</w:t>
+              <w:t>1-HTML5 и CSS3</w:t>
             </w:r>
           </w:p>
         </w:tc>
@@ -17864,7 +17864,7 @@
                 <w:sz w:val="20"/>
                 <w:szCs w:val="20"/>
               </w:rPr>
-              <w:t>1-Организация научно-исследовательской работы в России</w:t>
+              <w:t>1-HTML5 и CSS3</w:t>
             </w:r>
           </w:p>
         </w:tc>
@@ -18035,7 +18035,7 @@
                 <w:sz w:val="20"/>
                 <w:szCs w:val="20"/>
               </w:rPr>
-              <w:t>1-Организация научно-исследовательской работы в России</w:t>
+              <w:t>1-HTML5 и CSS3</w:t>
             </w:r>
           </w:p>
         </w:tc>
@@ -18206,7 +18206,7 @@
                 <w:sz w:val="20"/>
                 <w:szCs w:val="20"/>
               </w:rPr>
-              <w:t>2-Этапы научного исследования</w:t>
+              <w:t>2-JavaScript ES6+</w:t>
             </w:r>
           </w:p>
         </w:tc>
@@ -18377,7 +18377,7 @@
                 <w:sz w:val="20"/>
                 <w:szCs w:val="20"/>
               </w:rPr>
-              <w:t>2-Этапы научного исследования</w:t>
+              <w:t>2-JavaScript ES6+</w:t>
             </w:r>
           </w:p>
         </w:tc>
@@ -18548,7 +18548,7 @@
                 <w:sz w:val="20"/>
                 <w:szCs w:val="20"/>
               </w:rPr>
-              <w:t>2-Этапы научного исследования</w:t>
+              <w:t>2-JavaScript ES6+</w:t>
             </w:r>
           </w:p>
         </w:tc>
@@ -18719,7 +18719,7 @@
                 <w:sz w:val="20"/>
                 <w:szCs w:val="20"/>
               </w:rPr>
-              <w:t>3-Методология научных исследований</w:t>
+              <w:t>3-React</w:t>
             </w:r>
           </w:p>
         </w:tc>
@@ -18890,7 +18890,7 @@
                 <w:sz w:val="20"/>
                 <w:szCs w:val="20"/>
               </w:rPr>
-              <w:t>3-Методология научных исследований</w:t>
+              <w:t>3-React</w:t>
             </w:r>
           </w:p>
         </w:tc>
@@ -19061,7 +19061,7 @@
                 <w:sz w:val="20"/>
                 <w:szCs w:val="20"/>
               </w:rPr>
-              <w:t>3-Методология научных исследований</w:t>
+              <w:t>3-React</w:t>
             </w:r>
           </w:p>
         </w:tc>
@@ -19419,7 +19419,7 @@
           <w:iCs/>
           <w:u w:val="single"/>
         </w:rPr>
-        <w:t>Раздел 1. Организация научно-исследовательской работы в России</w:t>
+        <w:t>Раздел 1. Основы HTML5 и CSS3</w:t>
       </w:r>
     </w:p>
     <w:p>
@@ -19427,7 +19427,7 @@
         <w:widowControl w:val="0"/>
       </w:pPr>
       <w:r>
-        <w:t>Паспорта специальностей</w:t>
+        <w:t>Браузерные API и Web Storage</w:t>
         <w:br/>
         <w:t/>
       </w:r>
@@ -19450,7 +19450,7 @@
           <w:iCs/>
           <w:u w:val="single"/>
         </w:rPr>
-        <w:t>Раздел 2. Этапы научного исследования</w:t>
+        <w:t>Раздел 2. JavaScript ES6+ и DOM API</w:t>
       </w:r>
     </w:p>
     <w:p>
@@ -19458,7 +19458,7 @@
         <w:widowControl w:val="0"/>
       </w:pPr>
       <w:r>
-        <w:t>Выбор темы исследования </w:t>
+        <w:t>Паттерны проектирования JavaScript </w:t>
       </w:r>
     </w:p>
     <w:p>
@@ -19479,7 +19479,7 @@
           <w:iCs/>
           <w:u w:val="single"/>
         </w:rPr>
-        <w:t>Раздел 3. Методология научных исследований</w:t>
+        <w:t>Раздел 3. React и компонентный подход</w:t>
       </w:r>
     </w:p>
     <w:p>
@@ -19487,7 +19487,7 @@
         <w:widowControl w:val="0"/>
       </w:pPr>
       <w:r>
-        <w:t>Правила оформления научно-исследовательской работы </w:t>
+        <w:t>Оптимизация производительности React </w:t>
       </w:r>
     </w:p>
     <w:p>
@@ -21356,7 +21356,7 @@
           <w:color w:val="000000"/>
           <w:u w:val="single"/>
         </w:rPr>
-        <w:t>(37895)(38004)Анализ данных и Data Mining</w:t>
+        <w:t>(37895)(62311)Веб-программирование</w:t>
       </w:r>
     </w:p>
     <w:p>
@@ -23893,7 +23893,7 @@
           <w:color w:val="000000"/>
           <w:u w:val="single"/>
         </w:rPr>
-        <w:t>(38004)Анализ данных и Data Mining</w:t>
+        <w:t>(62311)Веб-программирование</w:t>
       </w:r>
     </w:p>
     <w:p>
@@ -25260,7 +25260,7 @@
         <w:rPr>
           <w:b/>
         </w:rPr>
-        <w:t>(38004)Анализ данных и Data Mining</w:t>
+        <w:t>(62311)Веб-программирование</w:t>
       </w:r>
     </w:p>
     <w:p>
@@ -33264,7 +33264,7 @@
           <w:sz w:val="28"/>
           <w:szCs w:val="28"/>
         </w:rPr>
-        <w:t>(38004)Анализ данных и Data Mining</w:t>
+        <w:t>(62311)Веб-программирование</w:t>
       </w:r>
     </w:p>
     <w:p>
@@ -33545,17 +33545,17 @@
               <w:rPr>
                 <w:bCs/>
               </w:rPr>
-              <w:t> ПК-3 Способен разрабатывать технические описания и руководства, готовить конспекты и проводить занятия по обучению работников применению программно-методических комплексов, используемых на предприятии:</w:t>
+              <w:t> УК-1 Способен применять технологии HTML5, CSS3 и JavaScript для создания адаптивных веб-интерфейсов:</w:t>
               <w:br/>
-              <w:t>  -ПК-3.1 Составляет руководства пользователя программным продуктом</w:t>
+              <w:t>  -УК-1.1 Разрабатывает семантическую HTML5-разметку и применяет адаптивные CSS3-стили</w:t>
               <w:br/>
-              <w:t>  -ПК-3.2 Согласовывает регламенты разработки технической документации по использованию программного средства</w:t>
+              <w:t>  -УК-1.2 Применяет адаптивную вёрстку с использованием медиазапросов и мобильного подхода</w:t>
               <w:br/>
-              <w:t>  -ПК-3.3 Готовит описания методик разработки компонентов программных комплексов, используемых на предприятии</w:t>
+              <w:t>  -УК-1.3 Оптимизирует загрузку страниц и применяет техники улучшения производительности</w:t>
               <w:br/>
-              <w:t>  -ПК-3.4 Готовит описания методик применения программных комплексов, используемых на предприятии</w:t>
+              <w:t>  -УК-1.4 Использует системы контроля версий Git при разработке веб-проектов</w:t>
               <w:br/>
-              <w:t>  -ПК-3.5 Проводит консультирование работников по использованию программно-методических комплексов предприятия</w:t>
+              <w:t>  -УК-1.5 Публикует веб-проекты на хостинг-платформах (GitHub Pages, Netlify, Vercel)</w:t>
               <w:br/>
               <w:t/>
             </w:r>
@@ -33579,23 +33579,23 @@
               <w:rPr>
                 <w:bCs/>
               </w:rPr>
-              <w:t> ПК-5 Способен подбирать средства проектирования и производить функциональное и логическое проектирование систем среднего и крупного масштаба и сложности:</w:t>
+              <w:t> ОПК-2 Способен разрабатывать клиентские приложения на основе современных JavaScript-фреймворков:</w:t>
               <w:br/>
-              <w:t>  -ПК-5.1 Использует теоретические методики целеполагания для программных систем</w:t>
+              <w:t>  -ОПК-2.1 Создаёт компонентные SPA-приложения на React или Vue.js</w:t>
               <w:br/>
-              <w:t>  -ПК-5.2 Оформляет технические задания на разработку программных средств с описанием функционирования системы</w:t>
+              <w:t>  -ОПК-2.2 Реализует маршрутизацию с помощью React Router и управление состоянием через Redux</w:t>
               <w:br/>
-              <w:t>  -ПК-5.3 Разрабатывает технико-экономические обоснования создания программных комплексов</w:t>
+              <w:t>  -ОПК-2.3 Разрабатывает пользовательский интерфейс с применением UI-библиотек (Material UI, Ant Design)</w:t>
               <w:br/>
-              <w:t>  -ПК-5.4 Производит декомпозицию системы на подфункции, проводит описание каждой функции</w:t>
+              <w:t>  -ОПК-2.4 Настраивает проект с помощью инструментов сборки Webpack/Vite</w:t>
               <w:br/>
-              <w:t>  -ПК-5.5 Формулирует требования к результатам аналитических работ в рамках системы</w:t>
+              <w:t>  -ОПК-2.5 Пишет юнит-тесты для React-компонентов с Jest и React Testing Library</w:t>
               <w:br/>
-              <w:t>  -ПК-5.6 Подбирает средства проектирования систем среднего и крупного масштаба сложности</w:t>
+              <w:t>  -ОПК-2.6 Оптимизирует производительность SPA с использованием React.memo и useMemo</w:t>
               <w:br/>
-              <w:t>  -ПК-5.7 Строит логические модели систем среднего и крупного масштаба сложности</w:t>
+              <w:t>  -ОПК-2.7 Интегрирует приложение с внешними API через библиотеку axios</w:t>
               <w:br/>
-              <w:t>  -ПК-5.8 Описывает порядок работ по созданию и сдаче системы, построенной по техническому заданию</w:t>
+              <w:t>  -ОПК-2.8 Разворачивает фронтенд-приложения на облачных платформах</w:t>
               <w:br/>
               <w:t/>
             </w:r>
@@ -33619,21 +33619,21 @@
               <w:rPr>
                 <w:bCs/>
               </w:rPr>
-              <w:t> ПК-7 Способен производить сбор, систематизацию, классификацию и анализ информации, относящейся к изучаемой предметной области:</w:t>
+              <w:t> ОПК-4 Способен проектировать и реализовывать серверные приложения с использованием REST API:</w:t>
               <w:br/>
-              <w:t>  -ПК-7.1 Выполняет сбор информации по предметной области исследования</w:t>
+              <w:t>  -ОПК-4.1 Реализует RESTful API на Node.js/Express с авторизацией по JWT</w:t>
               <w:br/>
-              <w:t>  -ПК-7.2 Применяет статистические методы систематизации и классификации информации, относящейся к предметной области</w:t>
+              <w:t>  -ОПК-4.2 Подключает базу данных PostgreSQL через ORM (Sequelize, TypeORM)</w:t>
               <w:br/>
-              <w:t>  -ПК-7.3 Определяет цель и задачи исследования</w:t>
+              <w:t>  -ОПК-4.3 Реализует валидацию входных данных и обработку ошибок на сервере</w:t>
               <w:br/>
-              <w:t>  -ПК-7.4 Применяет нормативную документацию, относящуюся к изучаемой теме</w:t>
+              <w:t>  -ОПК-4.4 Документирует API с использованием Swagger/OpenAPI</w:t>
               <w:br/>
-              <w:t>  -ПК-7.5 Применяет методы анализа научно-технической информации</w:t>
+              <w:t>  -ОПК-4.5 Настраивает CORS и реализует защиту от CSRF-атак</w:t>
               <w:br/>
-              <w:t>  -ПК-7.6 Формирует рекомендации по внедрению результатов исследований и разработок</w:t>
+              <w:t>  -ОПК-4.6 Разрабатывает серверные WebSocket-обработчики для реального времени</w:t>
               <w:br/>
-              <w:t>  -ПК-7.7 Делает выводы по результатам произведённых исследований и разработок</w:t>
+              <w:t>  -ОПК-4.7 Тестирует API с помощью Postman и автоматизированных тестов</w:t>
               <w:br/>
               <w:t/>
             </w:r>
@@ -33657,19 +33657,19 @@
               <w:rPr>
                 <w:bCs/>
               </w:rPr>
-              <w:t> ПК-8 Способен оформлять результаты выполненной работы в форме отчетов и презентаций, представлять материал в виде публичных выступлений и печатных публикаций:</w:t>
+              <w:t> ПК-1 Способен обеспечивать интеграцию клиентской и серверной частей веб-приложения:</w:t>
               <w:br/>
-              <w:t>  -ПК-8.1 Применяет программные средства для оформления результатов выполненной работы</w:t>
+              <w:t>  -ПК-1.1 Интегрирует фронтенд с бэкендом через fetch/axios и WebSocket</w:t>
               <w:br/>
-              <w:t>  -ПК-8.2 Составляет проекты календарных планов работ</w:t>
+              <w:t>  -ПК-1.2 Реализует аутентификацию и авторизацию в полностековом приложении</w:t>
               <w:br/>
-              <w:t>  -ПК-8.3 Формирует программу представления результатов отдельных элементов научно-исследовательских и опытно-конструкторских работ</w:t>
+              <w:t>  -ПК-1.3 Настраивает переменные окружения и конфигурирует приложение для продакшена</w:t>
               <w:br/>
-              <w:t>  -ПК-8.4 Оформляет результаты выполненных работ в виде отчётов, презентаций, видеороликов</w:t>
+              <w:t>  -ПК-1.4 Разворачивает полностековое приложение на облачном сервисе (Heroku, Railway)</w:t>
               <w:br/>
-              <w:t>  -ПК-8.5 Публикует промежуточные результаты исследования в виде тезисов докладов на научно-практических конференциях</w:t>
+              <w:t>  -ПК-1.5 Настраивает CI/CD-пайплайн для автоматической сборки и деплоя</w:t>
               <w:br/>
-              <w:t>  -ПК-8.6 Готовит к публикации результаты завершённых работ в виде научных статей</w:t>
+              <w:t>  -ПК-1.6 Реализует мониторинг ошибок клиентской части с Sentry</w:t>
               <w:br/>
               <w:t/>
             </w:r>
@@ -33749,7 +33749,7 @@
               <w:rPr>
                 <w:bCs/>
               </w:rPr>
-              <w:t>ПК-3- Законодательную основу регулирования отношений между субъектами научной и научно-технической деятельности, органами власти и потребителями научной и научно-технической продукции</w:t>
+              <w:t>УК-1- Структуру DOM, модель CSS-каскада, спецификацию ECMAScript 2020+</w:t>
             </w:r>
           </w:p>
           <w:p>
@@ -33766,7 +33766,7 @@
               <w:rPr>
                 <w:bCs/>
               </w:rPr>
-              <w:t>ПК-5- Субъекты научной деятельности в системе высшего и послевузовского профессионального образования</w:t>
+              <w:t>ОПК-2- Концепции компонентного подхода, управление состоянием (Redux, Pinia), хуки React</w:t>
             </w:r>
           </w:p>
           <w:p>
@@ -33783,7 +33783,7 @@
               <w:rPr>
                 <w:bCs/>
               </w:rPr>
-              <w:t>ПК-7- Порядок подготовки научных и научно-педагогических кадров в России </w:t>
+              <w:t>ОПК-4- Принципы REST, форматы JSON/XML, методы HTTP, механизмы аутентификации JWT/OAuth2 </w:t>
             </w:r>
           </w:p>
           <w:p>
@@ -33800,7 +33800,7 @@
               <w:rPr>
                 <w:bCs/>
               </w:rPr>
-              <w:t>ПК-8- Методы оформления результатов научной работы</w:t>
+              <w:t>ПК-1- Протоколы HTTP/HTTPS и WebSocket, архитектуру клиент-сервер, CORS</w:t>
             </w:r>
           </w:p>
         </w:tc>
@@ -33854,7 +33854,7 @@
               <w:rPr>
                 <w:bCs/>
               </w:rPr>
-              <w:t>ПК-3- Выбирать тему и разрабатывать план исследования</w:t>
+              <w:t>УК-1- Верстать адаптивные макеты с использованием Flexbox, Grid и медиазапросов</w:t>
             </w:r>
           </w:p>
           <w:p>
@@ -33871,7 +33871,7 @@
               <w:rPr>
                 <w:bCs/>
               </w:rPr>
-              <w:t>ПК-5- Определять оптимальные методы исследования</w:t>
+              <w:t>ОПК-2- Разрабатывать одностраничные приложения с маршрутизацией и управлением состоянием</w:t>
             </w:r>
           </w:p>
           <w:p>
@@ -33888,7 +33888,7 @@
               <w:rPr>
                 <w:bCs/>
               </w:rPr>
-              <w:t>ПК-7- Отыскивать научную информацию и работать с литературой</w:t>
+              <w:t>ОПК-4- Разрабатывать CRUD-операции через REST API с валидацией и обработкой ошибок</w:t>
             </w:r>
           </w:p>
           <w:p>
@@ -33905,7 +33905,7 @@
               <w:rPr>
                 <w:bCs/>
               </w:rPr>
-              <w:t>ПК-8- Собирать, анализировать и обобщать научные факты, материалы практики</w:t>
+              <w:t>ПК-1- Обрабатывать асинхронные запросы с помощью Promise, async/await и axios</w:t>
             </w:r>
           </w:p>
         </w:tc>
@@ -33960,7 +33960,7 @@
               <w:rPr>
                 <w:bCs/>
               </w:rPr>
-              <w:t>ПК-3- Участвовать в научно-исследовательских работах по кафедральным темам</w:t>
+              <w:t>УК-1- Навыками отладки веб-страниц в DevTools и публикации статических сайтов</w:t>
             </w:r>
           </w:p>
           <w:p>
@@ -33977,7 +33977,7 @@
               <w:rPr>
                 <w:bCs/>
               </w:rPr>
-              <w:t>ПК-5- Выступать с докладами и сообщениями на научно-теоретических и научно-практических конференциях, проводимых в университете</w:t>
+              <w:t>ОПК-2- Инструментами сборки Webpack/Vite и менеджером пакетов npm/yarn</w:t>
             </w:r>
           </w:p>
           <w:p>
@@ -33994,7 +33994,7 @@
               <w:rPr>
                 <w:bCs/>
               </w:rPr>
-              <w:t>ПК-7- Готовить публикации по результатам проведенных исследований</w:t>
+              <w:t>ОПК-4- Навыками тестирования API с Postman и документирования с Swagger</w:t>
             </w:r>
           </w:p>
           <w:p>
@@ -34011,7 +34011,7 @@
               <w:rPr>
                 <w:bCs/>
               </w:rPr>
-              <w:t>ПК-8- Обладать устойчивыми навыками самостоятельной научно-исследовательской работы</w:t>
+              <w:t>ПК-1- Навыками развёртывания полностекового приложения на облачных платформах</w:t>
             </w:r>
           </w:p>
         </w:tc>
@@ -34059,7 +34059,7 @@
               </w:rPr>
             </w:pPr>
             <w:r>
-              <w:t>Организация научно-исследовательской работы в России; Этапы научного исследования; Методология научных исследований; </w:t>
+              <w:t>Основы HTML5, CSS3 и JavaScript; Клиентские фреймворки React и Vue.js; REST API и серверное программирование; Интеграция полностекового веб-приложения </w:t>
             </w:r>
           </w:p>
         </w:tc>
